--- a/DS CORPORATION/TÀI LIỆU THAM KHẢO/MARKETING ROADMAP/BAI TAP/Dot6_Thong_diep_Content_Quang_cao_Dosies_Care.docx
+++ b/DS CORPORATION/TÀI LIỆU THAM KHẢO/MARKETING ROADMAP/BAI TAP/Dot6_Thong_diep_Content_Quang_cao_Dosies_Care.docx
@@ -86,7 +86,7 @@
         <w:rPr>
           <w:rFonts w:ascii="Arial" w:cs="Arial" w:eastAsia="Arial" w:hAnsi="Arial"/>
         </w:rPr>
-        <w:t xml:space="preserve"> 07/10/2026 · Tài liệu nội bộ DS Corporation · Công cụ tính toán nằm trong file </w:t>
+        <w:t xml:space="preserve"> 07/10/2026 · Theo bảng thành phần SKU1 bản OEM 24/09/2026 · Công cụ tính toán nằm trong file </w:t>
       </w:r>
       <w:r>
         <w:rPr>
@@ -1356,7 +1356,7 @@
                 <w:sz w:val="18"/>
                 <w:szCs w:val="18"/>
               </w:rPr>
-              <w:t xml:space="preserve">"trước gội + nhũ hóa → không bết"</w:t>
+              <w:t xml:space="preserve">"trước gội + sữa gội lên tóc khô để nhũ hóa → không bết"</w:t>
             </w:r>
             <w:r>
               <w:rPr>
@@ -3049,7 +3049,7 @@
                 <w:sz w:val="18"/>
                 <w:szCs w:val="18"/>
               </w:rPr>
-              <w:t xml:space="preserve">Kết cấu mỏng nhẹ (nền ester và alkane); ritual 3 bước có nhũ hóa; minh bạch INCI; test thật.</w:t>
+              <w:t xml:space="preserve">Nền nhẹ Caprylic/Capric Triglyceride + C15-19 Alkane; 22 thành phần công khai, không silicone, không hương liệu tổng hợp; mát lạnh bạc hà khi massage; ritual 3 bước, bước gội để sữa gội nhũ hóa; test thật.</w:t>
             </w:r>
           </w:p>
         </w:tc>
@@ -4118,7 +4118,7 @@
                 <w:sz w:val="20"/>
                 <w:szCs w:val="20"/>
               </w:rPr>
-              <w:t xml:space="preserve">"dùng trước gội + nhũ hóa khi xả → không bết, không phải gội lại"</w:t>
+              <w:t xml:space="preserve">"dùng trước gội + để sữa gội nhũ hóa trước khi xả → không bết, không phải gội lại"</w:t>
             </w:r>
             <w:r>
               <w:rPr>
@@ -5693,7 +5693,7 @@
                 <w:sz w:val="18"/>
                 <w:szCs w:val="18"/>
               </w:rPr>
-              <w:t xml:space="preserve">Mẹo gội sạch ngay lần đầu sau khi ủ: nhũ hóa.</w:t>
+              <w:t xml:space="preserve">Mẹo gội sạch ngay lần đầu sau khi ủ: sữa gội lên tóc khô trước, nước sau.</w:t>
             </w:r>
           </w:p>
         </w:tc>
@@ -5883,7 +5883,7 @@
                 <w:sz w:val="18"/>
                 <w:szCs w:val="18"/>
               </w:rPr>
-              <w:t xml:space="preserve">Kết cấu đặc và kết cấu nhẹ: thử trên mu bàn tay.</w:t>
+              <w:t xml:space="preserve">Massage thấy mát lạnh? Đó là bạc hà, không phải "thuốc".</w:t>
             </w:r>
           </w:p>
         </w:tc>
@@ -6453,7 +6453,7 @@
                 <w:sz w:val="18"/>
                 <w:szCs w:val="18"/>
               </w:rPr>
-              <w:t xml:space="preserve">Đọc cùng mình bảng thành phần chai này.</w:t>
+              <w:t xml:space="preserve">22 thành phần trong chai này, cái nào làm gì? Đọc cùng mình.</w:t>
             </w:r>
           </w:p>
         </w:tc>
@@ -7324,7 +7324,23 @@
                 <w:sz w:val="18"/>
                 <w:szCs w:val="18"/>
               </w:rPr>
-              <w:t xml:space="preserve">Video rinse test không cắt; video nhỏ vào nước chuyển trắng sữa (nếu có chất nhũ hóa); test thấm trên mu bàn tay</w:t>
+              <w:t xml:space="preserve">Video rinse test không cắt (sữa gội lên tóc khô rồi mới xả); thẻ 22 thành phần có vai trò từng chất; test lan trên mu bàn tay. </w:t>
+            </w:r>
+            <w:r>
+              <w:rPr>
+                <w:rFonts w:ascii="Arial" w:cs="Arial" w:eastAsia="Arial" w:hAnsi="Arial"/>
+                <w:sz w:val="18"/>
+                <w:szCs w:val="18"/>
+              </w:rPr>
+              <w:t xml:space="preserve">Không quay cảnh nhỏ vào nước chuyển trắng sữa</w:t>
+            </w:r>
+            <w:r>
+              <w:rPr>
+                <w:rFonts w:ascii="Arial" w:cs="Arial" w:eastAsia="Arial" w:hAnsi="Arial"/>
+                <w:sz w:val="18"/>
+                <w:szCs w:val="18"/>
+              </w:rPr>
+              <w:t xml:space="preserve">: công thức không có chất tự nhũ hóa</w:t>
             </w:r>
           </w:p>
         </w:tc>
@@ -12470,7 +12486,7 @@
         <w:sz w:val="16"/>
         <w:szCs w:val="16"/>
       </w:rPr>
-      <w:t xml:space="preserve">DS Corporation · Nội bộ · Trang </w:t>
+      <w:t xml:space="preserve">Dosie's Care · Trang </w:t>
     </w:r>
     <w:r>
       <w:rPr>
